--- a/宇宙是童话.docx
+++ b/宇宙是童话.docx
@@ -1214,10 +1214,17 @@
       </w:pPr>
       <w:r>
         <w:rPr>
-          <w:rFonts w:hint="eastAsia" w:ascii="宋体" w:hAnsi="宋体" w:eastAsia="宋体" w:cs="宋体"/>
-          <w:lang w:val="en-US" w:eastAsia="zh-CN"/>
-        </w:rPr>
-        <w:t>Fairy是古龙，他曾在古老的战争中落败，后逃亡到这片星系中沉睡，漫长的时间让古龙庞大的身躯上孕育出生命与文明，可能本性邪恶或是无心之举，苏醒的他毁灭了身上文明，也就是冒险引子里所述的前行星级文明，同样，这也是爱丽丝的母星。</w:t>
+          <w:rFonts w:hint="eastAsia" w:ascii="宋体" w:hAnsi="宋体" w:cs="宋体"/>
+          <w:lang w:val="en-US" w:eastAsia="zh-CN"/>
+        </w:rPr>
+        <w:t>ob</w:t>
+      </w:r>
+      <w:r>
+        <w:rPr>
+          <w:rFonts w:hint="eastAsia" w:ascii="宋体" w:hAnsi="宋体" w:eastAsia="宋体" w:cs="宋体"/>
+          <w:lang w:val="en-US" w:eastAsia="zh-CN"/>
+        </w:rPr>
+        <w:t>是古龙，他曾在古老的战争中落败，后逃亡到这片星系中沉睡，漫长的时间让古龙庞大的身躯上孕育出生命与文明，可能本性邪恶或是无心之举，苏醒的他毁灭了身上文明，也就是冒险引子里所述的前行星级文明，同样，这也是爱丽丝的母星。</w:t>
       </w:r>
     </w:p>
     <w:p>
@@ -1242,7 +1249,21 @@
           <w:rFonts w:hint="eastAsia" w:ascii="宋体" w:hAnsi="宋体" w:eastAsia="宋体" w:cs="宋体"/>
           <w:lang w:val="en-US" w:eastAsia="zh-CN"/>
         </w:rPr>
-        <w:t>事发突然，幸存者只有当时意外迷路到这里的天使船长与他船上年仅三四岁的爱丽丝，母文明的突然暴毙让爱丽丝直接变10+现实扭曲者，于是，在年幼的爱丽丝的本能反应下，她把古龙与天使船长的存在扭曲了，善良的Fairy与冷笑话船长诞生了。</w:t>
+        <w:t>事发突然，幸存者只有当时意外迷路到这里的天使船长与他船上年仅三四岁的爱丽丝，母文明的突然暴毙让爱丽丝直接变10+现实扭曲者，于是，在年幼的爱丽丝的本能反应下，她把古龙与天使船长的存在扭曲了，善良的</w:t>
+      </w:r>
+      <w:r>
+        <w:rPr>
+          <w:rFonts w:hint="eastAsia" w:ascii="宋体" w:hAnsi="宋体" w:cs="宋体"/>
+          <w:lang w:val="en-US" w:eastAsia="zh-CN"/>
+        </w:rPr>
+        <w:t>ob</w:t>
+      </w:r>
+      <w:r>
+        <w:rPr>
+          <w:rFonts w:hint="eastAsia" w:ascii="宋体" w:hAnsi="宋体" w:eastAsia="宋体" w:cs="宋体"/>
+          <w:lang w:val="en-US" w:eastAsia="zh-CN"/>
+        </w:rPr>
+        <w:t>与冷笑话船长诞生了。</w:t>
       </w:r>
     </w:p>
     <w:p>
@@ -3302,7 +3323,21 @@
           <w:rFonts w:hint="eastAsia" w:ascii="宋体" w:hAnsi="宋体" w:eastAsia="宋体" w:cs="宋体"/>
           <w:lang w:val="en-US" w:eastAsia="zh-CN"/>
         </w:rPr>
-        <w:t>这是由于这里的时间被Fairy影响，pc与外界的时间已经错位，这里其实是有信号的，他们也收到了外界的回复，但就像是朝着黑洞中心的人大喊，pc基本不可能听清。</w:t>
+        <w:t>这是由于这里的时间被</w:t>
+      </w:r>
+      <w:r>
+        <w:rPr>
+          <w:rFonts w:hint="eastAsia" w:ascii="宋体" w:hAnsi="宋体" w:cs="宋体"/>
+          <w:lang w:val="en-US" w:eastAsia="zh-CN"/>
+        </w:rPr>
+        <w:t>ob</w:t>
+      </w:r>
+      <w:r>
+        <w:rPr>
+          <w:rFonts w:hint="eastAsia" w:ascii="宋体" w:hAnsi="宋体" w:eastAsia="宋体" w:cs="宋体"/>
+          <w:lang w:val="en-US" w:eastAsia="zh-CN"/>
+        </w:rPr>
+        <w:t>影响，pc与外界的时间已经错位，这里其实是有信号的，他们也收到了外界的回复，但就像是朝着黑洞中心的人大喊，pc基本不可能听清。</w:t>
       </w:r>
     </w:p>
     <w:p>
@@ -3569,7 +3604,21 @@
           <w:rFonts w:hint="eastAsia" w:ascii="宋体" w:hAnsi="宋体" w:eastAsia="宋体" w:cs="宋体"/>
           <w:lang w:val="en-US" w:eastAsia="zh-CN"/>
         </w:rPr>
-        <w:t>pc通过公司飞船或其他方式接近废弃飞船所在的恒星系附近时，会被Fairy察觉并传送pc到此舱室开始冒险。</w:t>
+        <w:t>pc通过公司飞船或其他方式接近废弃飞船所在的恒星系附近时，会被</w:t>
+      </w:r>
+      <w:r>
+        <w:rPr>
+          <w:rFonts w:hint="eastAsia" w:ascii="宋体" w:hAnsi="宋体" w:cs="宋体"/>
+          <w:lang w:val="en-US" w:eastAsia="zh-CN"/>
+        </w:rPr>
+        <w:t>ob</w:t>
+      </w:r>
+      <w:r>
+        <w:rPr>
+          <w:rFonts w:hint="eastAsia" w:ascii="宋体" w:hAnsi="宋体" w:eastAsia="宋体" w:cs="宋体"/>
+          <w:lang w:val="en-US" w:eastAsia="zh-CN"/>
+        </w:rPr>
+        <w:t>察觉并传送pc到此舱室开始冒险。</w:t>
       </w:r>
     </w:p>
     <w:p>
@@ -3630,8 +3679,6 @@
         </w:rPr>
         <w:t xml:space="preserve"> - </w:t>
       </w:r>
-      <w:bookmarkStart w:id="0" w:name="_GoBack"/>
-      <w:bookmarkEnd w:id="0"/>
       <w:r>
         <w:rPr>
           <w:rFonts w:hint="eastAsia" w:ascii="宋体" w:hAnsi="宋体" w:eastAsia="宋体" w:cs="宋体"/>
@@ -3691,7 +3738,21 @@
           <w:rFonts w:hint="eastAsia" w:ascii="宋体" w:hAnsi="宋体" w:eastAsia="宋体" w:cs="宋体"/>
           <w:lang w:val="en-US" w:eastAsia="zh-CN"/>
         </w:rPr>
-        <w:t>无论是否通过，在场的所有pc都能听到脑内响起Fairy稚嫩的童音，“哇，是勇者！”</w:t>
+        <w:t>无论是否通过，在场的所有pc都能听到脑内响起</w:t>
+      </w:r>
+      <w:r>
+        <w:rPr>
+          <w:rFonts w:hint="eastAsia" w:ascii="宋体" w:hAnsi="宋体" w:cs="宋体"/>
+          <w:lang w:val="en-US" w:eastAsia="zh-CN"/>
+        </w:rPr>
+        <w:t>ob</w:t>
+      </w:r>
+      <w:r>
+        <w:rPr>
+          <w:rFonts w:hint="eastAsia" w:ascii="宋体" w:hAnsi="宋体" w:eastAsia="宋体" w:cs="宋体"/>
+          <w:lang w:val="en-US" w:eastAsia="zh-CN"/>
+        </w:rPr>
+        <w:t>稚嫩的童音，“哇，是勇者！”</w:t>
       </w:r>
     </w:p>
     <w:p>
@@ -4169,7 +4230,21 @@
           <w:rFonts w:hint="eastAsia" w:ascii="宋体" w:hAnsi="宋体" w:eastAsia="宋体" w:cs="宋体"/>
           <w:lang w:val="en-US" w:eastAsia="zh-CN"/>
         </w:rPr>
-        <w:t>第三次回溯：“哦不，这是最后一次了。”与前两次相比，Fairy声音变得沉闷。</w:t>
+        <w:t>第三次回溯：“哦不，这是最后一次了。”与前两次相比，</w:t>
+      </w:r>
+      <w:r>
+        <w:rPr>
+          <w:rFonts w:hint="eastAsia" w:ascii="宋体" w:hAnsi="宋体" w:cs="宋体"/>
+          <w:lang w:val="en-US" w:eastAsia="zh-CN"/>
+        </w:rPr>
+        <w:t>ob</w:t>
+      </w:r>
+      <w:r>
+        <w:rPr>
+          <w:rFonts w:hint="eastAsia" w:ascii="宋体" w:hAnsi="宋体" w:eastAsia="宋体" w:cs="宋体"/>
+          <w:lang w:val="en-US" w:eastAsia="zh-CN"/>
+        </w:rPr>
+        <w:t>声音变得沉闷。</w:t>
       </w:r>
     </w:p>
     <w:p>
@@ -7385,6 +7460,7 @@
         </w:rPr>
         <w:t xml:space="preserve">族群 - </w:t>
       </w:r>
+      <w:bookmarkStart w:id="0" w:name="_GoBack"/>
       <w:r>
         <w:rPr>
           <w:rFonts w:hint="eastAsia" w:ascii="宋体" w:hAnsi="宋体" w:eastAsia="宋体" w:cs="宋体"/>
@@ -7392,6 +7468,7 @@
         </w:rPr>
         <w:t>Fairy</w:t>
       </w:r>
+      <w:bookmarkEnd w:id="0"/>
     </w:p>
     <w:p>
       <w:pPr>
@@ -10003,31 +10080,10 @@
       </w:pPr>
       <w:r>
         <w:rPr>
-          <w:rFonts w:hint="default"/>
-          <w:lang w:val="en-US" w:eastAsia="zh-CN"/>
-        </w:rPr>
-        <w:t>Fairy</w:t>
-      </w:r>
-      <w:r>
-        <w:rPr>
-          <w:rFonts w:hint="eastAsia"/>
-          <w:lang w:val="en-US" w:eastAsia="zh-CN"/>
-        </w:rPr>
-        <w:t>多次动用力量回溯时间而变得虚弱，这让休谟系数下降的更快了，最终</w:t>
-      </w:r>
-      <w:r>
-        <w:rPr>
-          <w:rFonts w:hint="default"/>
-          <w:lang w:val="en-US" w:eastAsia="zh-CN"/>
-        </w:rPr>
-        <w:t>Fairy</w:t>
-      </w:r>
-      <w:r>
-        <w:rPr>
-          <w:rFonts w:hint="eastAsia"/>
-          <w:lang w:val="en-US" w:eastAsia="zh-CN"/>
-        </w:rPr>
-        <w:t>对爱丽丝覆盖给他身份认知产生了怀疑，勇……勇者会失败这么多次吗？</w:t>
+          <w:rFonts w:hint="eastAsia"/>
+          <w:lang w:val="en-US" w:eastAsia="zh-CN"/>
+        </w:rPr>
+        <w:t>ob多次动用力量回溯时间而变得虚弱，这让休谟系数下降的更快了，最终ob对爱丽丝覆盖给他身份认知产生了怀疑，勇……勇者会失败这么多次吗？</w:t>
       </w:r>
       <w:r>
         <w:rPr>
